--- a/MAU BB TO TUNG/BAN ĐẦU/3.YEU CAU TRA CUU TT44.docx
+++ b/MAU BB TO TUNG/BAN ĐẦU/3.YEU CAU TRA CUU TT44.docx
@@ -1827,6 +1827,17 @@
           <w:szCs w:val="26"/>
         </w:rPr>
         <w:t>Dân tộc:</w:t>
+      </w:r>
+      <w:r>
+        <w:rPr>
+          <w:rFonts w:ascii="Times New Roman" w:eastAsia="Times New Roman" w:hAnsi="Times New Roman" w:cs="Times New Roman"/>
+          <w:color w:val="auto"/>
+          <w:spacing w:val="-2"/>
+          <w:sz w:val="26"/>
+          <w:szCs w:val="26"/>
+          <w:lang w:val="en-US"/>
+        </w:rPr>
+        <w:t xml:space="preserve"> </w:t>
       </w:r>
       <w:r>
         <w:rPr>
